--- a/testakten/robotikrecht-roboterflotte-vellbruck-muenchen/24_foss_sbom_auswertung.docx
+++ b/testakten/robotikrecht-roboterflotte-vellbruck-muenchen/24_foss_sbom_auswertung.docx
@@ -37,7 +37,7 @@
         <w:jc w:val="left"/>
       </w:pPr>
       <w:r>
-        <w:t>Dieses Aktenstück betrifft Open Source, Dependencies, CVE. Es ist nicht abschließend freigegeben. Die technische Seite spricht in Versionen, Tickets und Parametern; die rechtliche Seite muss daraus Rollen, Zweckbestimmung, Pflichtenkreis und Beweisrisiko bilden.</w:t>
+        <w:t>Diese Auswertung konsolidiert die Software-Stückliste der Plattform VellNet Control und der Gerätefirmware. Sie verbindet Lizenzpflichten mit der Schwachstellenlage aus Bericht VR-884.</w:t>
       </w:r>
     </w:p>
     <w:p>
@@ -56,13 +56,7 @@
         <w:pStyle w:val="ListBullet"/>
       </w:pPr>
       <w:r>
-        <w:rPr>
-          <w:b/>
-        </w:rPr>
-        <w:t>Open Source:</w:t>
-      </w:r>
-      <w:r>
-        <w:t xml:space="preserve"> Die Akte enthält hierzu widersprüchliche Hinweise. Für die rechtliche Bewertung muss geklärt werden, ob die Aussage aus Vertrag, Anleitung, Produktakte, Marketing, Logdaten oder nachträglicher Krisenkommunikation stammt.</w:t>
+        <w:t>Open Source: Die Lizenzlage ist für die Auslieferungspraxis relevant: Attributionslisten fehlen in der Anleitung, die Schriftform der Lizenztexte ist nicht erfüllt.</w:t>
       </w:r>
     </w:p>
     <w:p>
@@ -70,13 +64,7 @@
         <w:pStyle w:val="ListBullet"/>
       </w:pPr>
       <w:r>
-        <w:rPr>
-          <w:b/>
-        </w:rPr>
-        <w:t>Dependencies:</w:t>
-      </w:r>
-      <w:r>
-        <w:t xml:space="preserve"> Die Akte enthält hierzu widersprüchliche Hinweise. Für die rechtliche Bewertung muss geklärt werden, ob die Aussage aus Vertrag, Anleitung, Produktakte, Marketing, Logdaten oder nachträglicher Krisenkommunikation stammt.</w:t>
+        <w:t>Dependencies: Ohne vollständige transitive Auflösung bleibt die Betroffenheitsanalyse für Schwachstellen lückenhaft; genau daran scheiterte die schnelle Bewertung von VR-884.</w:t>
       </w:r>
     </w:p>
     <w:p>
@@ -84,13 +72,7 @@
         <w:pStyle w:val="ListBullet"/>
       </w:pPr>
       <w:r>
-        <w:rPr>
-          <w:b/>
-        </w:rPr>
-        <w:t>CVE:</w:t>
-      </w:r>
-      <w:r>
-        <w:t xml:space="preserve"> Die Akte enthält hierzu widersprüchliche Hinweise. Für die rechtliche Bewertung muss geklärt werden, ob die Aussage aus Vertrag, Anleitung, Produktakte, Marketing, Logdaten oder nachträglicher Krisenkommunikation stammt.</w:t>
+        <w:t>CVE: Für die betroffene Updatekanal-Komponente existiert noch keine CVE-Nummer; drei weitere Komponenten haben offene, aber nicht ausnutzbare Einträge.</w:t>
       </w:r>
     </w:p>
     <w:p>
@@ -109,7 +91,7 @@
         <w:jc w:val="left"/>
       </w:pPr>
       <w:r>
-        <w:t>Die Unterlage ist bewusst nicht glatt: Vertrieb, Technik, Datenschutz, Qualitätssicherung und Geschäftsführung verwenden nicht immer dieselben Produktnamen. Gerade daraus entsteht das juristische Problem, weil Zweckbestimmung, tatsächliche Nutzung, Werbeaussage und Updatepraxis auseinanderlaufen.</w:t>
+        <w:t>Der SBOM-Export vom 31.05.2026 erfasst die direkten Abhängigkeiten, nicht aber alle transitiven Pakete; die Lizenzangaben sind bei 14 Komponenten leer.</w:t>
       </w:r>
     </w:p>
     <w:p>
@@ -117,23 +99,7 @@
         <w:jc w:val="left"/>
       </w:pPr>
       <w:r>
-        <w:t>Für die rechtliche Bewertung müssen die technischen Annahmen jeweils mit der Produktakte abgeglichen werden. Eine Risikobeurteilung, die nur den Laborzustand beschreibt, trägt den Pilotbetrieb im Lager oder im Pflegezimmer nicht automatisch.</w:t>
-      </w:r>
-    </w:p>
-    <w:p>
-      <w:pPr>
-        <w:jc w:val="left"/>
-      </w:pPr>
-      <w:r>
-        <w:t>Die Akte enthält mehrere Spuren, die sich gegenseitig widersprechen: Der Betreiber spricht von einem autonomen Flottensystem, die CE-Unterlage von einem assistierten Transportmittel, die Marketingfolien von lernender Umgebungserkennung und die Bedienungsanleitung von festen Sicherheitszonen.</w:t>
-      </w:r>
-    </w:p>
-    <w:p>
-      <w:pPr>
-        <w:jc w:val="left"/>
-      </w:pPr>
-      <w:r>
-        <w:t>Die Kanzlei soll keine finale technische Konformität bescheinigen, sondern entscheiden, welche Unterlagen fehlen, welche Sofortmaßnahmen nötig sind und welche Aussagen gegenüber Behörde, Kunden, Versicherer und Betroffenen vertretbar sind.</w:t>
+        <w:t>Die Gerätefirmware enthält eine Copyleft-Komponente im Netzwerkstack; ob deren Einbindung die Offenlegungspflicht auslöst, hängt von der Linkart ab.</w:t>
       </w:r>
     </w:p>
     <w:p>
@@ -152,10 +118,7 @@
         <w:pStyle w:val="Heading3"/>
       </w:pPr>
       <w:r>
-        <w:rPr>
-          <w:rFonts w:ascii="Times New Roman" w:hAnsi="Times New Roman"/>
-        </w:rPr>
-        <w:t>Punkt 1</w:t>
+        <w:t>Open Source</w:t>
       </w:r>
     </w:p>
     <w:p>
@@ -163,7 +126,15 @@
         <w:jc w:val="left"/>
       </w:pPr>
       <w:r>
-        <w:t>Im Gespräch mit Leonie Rottkamp, Bertram Kiendl und Jasper Rodenwald wurde deutlich, dass die Produktlinie nicht mit einer einzigen rechtlichen Schublade erfasst werden kann. Die Vellbruck Robotics GmbH liefert Hardware, Steuerungssoftware, Cloudfunktionen, Wartung und gelegentlich eine kundenspezifische Parametrisierung. Beim Betreiber Münchner Feinlogistik GmbH wurden Schutzfelder verändert, ohne dass klar ist, ob dies vom Admin-Panel gedeckt oder nur technisch möglich war. Der Pflegepilot im St.-Ludgerus-Klinikum München-Sendling verschärft die Lage, weil dort Sensorik, vulnerable Personen und medizinische Nähe zusammentreffen.</w:t>
+        <w:t>Die Attributionsliste wird generiert und in Anleitung und Weboberfläche aufgenommen; die Copyleft-Komponente prüft die Kanzlei auf Linkart und Ersetzbarkeit.</w:t>
+      </w:r>
+    </w:p>
+    <w:p>
+      <w:pPr>
+        <w:pStyle w:val="Heading3"/>
+      </w:pPr>
+      <w:r>
+        <w:t>Dependencies</w:t>
       </w:r>
     </w:p>
     <w:p>
@@ -171,7 +142,7 @@
         <w:jc w:val="left"/>
       </w:pPr>
       <w:r>
-        <w:t>Für die anwaltliche Bearbeitung sollte zu diesem Punkt eine Belegspur angelegt werden: Dokument, Version, Datum, Verfasser, technische Quelle, rechtliche Relevanz und offene Rückfrage. Besonders gefährlich sind Formulierungen wie „selbstlernend“, „voll autonom“, „MDR-ready“, „sicher ohne Schutzzaun“ oder „keine personenbezogenen Daten“, wenn die technische Dokumentation das nicht trägt.</w:t>
+        <w:t>Die SBOM wird toolgestützt mit transitiver Auflösung neu erzeugt und versioniert je Release abgelegt; sie wird Teil der Release-Gates aus Aktenstück 46.</w:t>
       </w:r>
     </w:p>
     <w:p>
@@ -179,10 +150,7 @@
         <w:pStyle w:val="Heading3"/>
       </w:pPr>
       <w:r>
-        <w:rPr>
-          <w:rFonts w:ascii="Times New Roman" w:hAnsi="Times New Roman"/>
-        </w:rPr>
-        <w:t>Punkt 2</w:t>
+        <w:t>CVE</w:t>
       </w:r>
     </w:p>
     <w:p>
@@ -190,150 +158,7 @@
         <w:jc w:val="left"/>
       </w:pPr>
       <w:r>
-        <w:t>Im Gespräch mit Leonie Rottkamp, Bertram Kiendl und Jasper Rodenwald wurde deutlich, dass die Produktlinie nicht mit einer einzigen rechtlichen Schublade erfasst werden kann. Die Vellbruck Robotics GmbH liefert Hardware, Steuerungssoftware, Cloudfunktionen, Wartung und gelegentlich eine kundenspezifische Parametrisierung. Beim Betreiber Münchner Feinlogistik GmbH wurden Schutzfelder verändert, ohne dass klar ist, ob dies vom Admin-Panel gedeckt oder nur technisch möglich war. Der Pflegepilot im St.-Ludgerus-Klinikum München-Sendling verschärft die Lage, weil dort Sensorik, vulnerable Personen und medizinische Nähe zusammentreffen.</w:t>
-      </w:r>
-    </w:p>
-    <w:p>
-      <w:pPr>
-        <w:jc w:val="left"/>
-      </w:pPr>
-      <w:r>
-        <w:t>Für die anwaltliche Bearbeitung sollte zu diesem Punkt eine Belegspur angelegt werden: Dokument, Version, Datum, Verfasser, technische Quelle, rechtliche Relevanz und offene Rückfrage. Besonders gefährlich sind Formulierungen wie „selbstlernend“, „voll autonom“, „MDR-ready“, „sicher ohne Schutzzaun“ oder „keine personenbezogenen Daten“, wenn die technische Dokumentation das nicht trägt.</w:t>
-      </w:r>
-    </w:p>
-    <w:p>
-      <w:pPr>
-        <w:pStyle w:val="Heading3"/>
-      </w:pPr>
-      <w:r>
-        <w:rPr>
-          <w:rFonts w:ascii="Times New Roman" w:hAnsi="Times New Roman"/>
-        </w:rPr>
-        <w:t>Punkt 3</w:t>
-      </w:r>
-    </w:p>
-    <w:p>
-      <w:pPr>
-        <w:jc w:val="left"/>
-      </w:pPr>
-      <w:r>
-        <w:t>Im Gespräch mit Leonie Rottkamp, Bertram Kiendl und Jasper Rodenwald wurde deutlich, dass die Produktlinie nicht mit einer einzigen rechtlichen Schublade erfasst werden kann. Die Vellbruck Robotics GmbH liefert Hardware, Steuerungssoftware, Cloudfunktionen, Wartung und gelegentlich eine kundenspezifische Parametrisierung. Beim Betreiber Münchner Feinlogistik GmbH wurden Schutzfelder verändert, ohne dass klar ist, ob dies vom Admin-Panel gedeckt oder nur technisch möglich war. Der Pflegepilot im St.-Ludgerus-Klinikum München-Sendling verschärft die Lage, weil dort Sensorik, vulnerable Personen und medizinische Nähe zusammentreffen.</w:t>
-      </w:r>
-    </w:p>
-    <w:p>
-      <w:pPr>
-        <w:jc w:val="left"/>
-      </w:pPr>
-      <w:r>
-        <w:t>Für die anwaltliche Bearbeitung sollte zu diesem Punkt eine Belegspur angelegt werden: Dokument, Version, Datum, Verfasser, technische Quelle, rechtliche Relevanz und offene Rückfrage. Besonders gefährlich sind Formulierungen wie „selbstlernend“, „voll autonom“, „MDR-ready“, „sicher ohne Schutzzaun“ oder „keine personenbezogenen Daten“, wenn die technische Dokumentation das nicht trägt.</w:t>
-      </w:r>
-    </w:p>
-    <w:p>
-      <w:pPr>
-        <w:pStyle w:val="Heading3"/>
-      </w:pPr>
-      <w:r>
-        <w:rPr>
-          <w:rFonts w:ascii="Times New Roman" w:hAnsi="Times New Roman"/>
-        </w:rPr>
-        <w:t>Punkt 4</w:t>
-      </w:r>
-    </w:p>
-    <w:p>
-      <w:pPr>
-        <w:jc w:val="left"/>
-      </w:pPr>
-      <w:r>
-        <w:t>Im Gespräch mit Leonie Rottkamp, Bertram Kiendl und Jasper Rodenwald wurde deutlich, dass die Produktlinie nicht mit einer einzigen rechtlichen Schublade erfasst werden kann. Die Vellbruck Robotics GmbH liefert Hardware, Steuerungssoftware, Cloudfunktionen, Wartung und gelegentlich eine kundenspezifische Parametrisierung. Beim Betreiber Münchner Feinlogistik GmbH wurden Schutzfelder verändert, ohne dass klar ist, ob dies vom Admin-Panel gedeckt oder nur technisch möglich war. Der Pflegepilot im St.-Ludgerus-Klinikum München-Sendling verschärft die Lage, weil dort Sensorik, vulnerable Personen und medizinische Nähe zusammentreffen.</w:t>
-      </w:r>
-    </w:p>
-    <w:p>
-      <w:pPr>
-        <w:jc w:val="left"/>
-      </w:pPr>
-      <w:r>
-        <w:t>Für die anwaltliche Bearbeitung sollte zu diesem Punkt eine Belegspur angelegt werden: Dokument, Version, Datum, Verfasser, technische Quelle, rechtliche Relevanz und offene Rückfrage. Besonders gefährlich sind Formulierungen wie „selbstlernend“, „voll autonom“, „MDR-ready“, „sicher ohne Schutzzaun“ oder „keine personenbezogenen Daten“, wenn die technische Dokumentation das nicht trägt.</w:t>
-      </w:r>
-    </w:p>
-    <w:p>
-      <w:pPr>
-        <w:pStyle w:val="Heading3"/>
-      </w:pPr>
-      <w:r>
-        <w:rPr>
-          <w:rFonts w:ascii="Times New Roman" w:hAnsi="Times New Roman"/>
-        </w:rPr>
-        <w:t>Punkt 5</w:t>
-      </w:r>
-    </w:p>
-    <w:p>
-      <w:pPr>
-        <w:jc w:val="left"/>
-      </w:pPr>
-      <w:r>
-        <w:t>Im Gespräch mit Leonie Rottkamp, Bertram Kiendl und Jasper Rodenwald wurde deutlich, dass die Produktlinie nicht mit einer einzigen rechtlichen Schublade erfasst werden kann. Die Vellbruck Robotics GmbH liefert Hardware, Steuerungssoftware, Cloudfunktionen, Wartung und gelegentlich eine kundenspezifische Parametrisierung. Beim Betreiber Münchner Feinlogistik GmbH wurden Schutzfelder verändert, ohne dass klar ist, ob dies vom Admin-Panel gedeckt oder nur technisch möglich war. Der Pflegepilot im St.-Ludgerus-Klinikum München-Sendling verschärft die Lage, weil dort Sensorik, vulnerable Personen und medizinische Nähe zusammentreffen.</w:t>
-      </w:r>
-    </w:p>
-    <w:p>
-      <w:pPr>
-        <w:jc w:val="left"/>
-      </w:pPr>
-      <w:r>
-        <w:t>Für die anwaltliche Bearbeitung sollte zu diesem Punkt eine Belegspur angelegt werden: Dokument, Version, Datum, Verfasser, technische Quelle, rechtliche Relevanz und offene Rückfrage. Besonders gefährlich sind Formulierungen wie „selbstlernend“, „voll autonom“, „MDR-ready“, „sicher ohne Schutzzaun“ oder „keine personenbezogenen Daten“, wenn die technische Dokumentation das nicht trägt.</w:t>
-      </w:r>
-    </w:p>
-    <w:p>
-      <w:pPr>
-        <w:pStyle w:val="Heading3"/>
-      </w:pPr>
-      <w:r>
-        <w:rPr>
-          <w:rFonts w:ascii="Times New Roman" w:hAnsi="Times New Roman"/>
-        </w:rPr>
-        <w:t>Punkt 6</w:t>
-      </w:r>
-    </w:p>
-    <w:p>
-      <w:pPr>
-        <w:jc w:val="left"/>
-      </w:pPr>
-      <w:r>
-        <w:t>Im Gespräch mit Leonie Rottkamp, Bertram Kiendl und Jasper Rodenwald wurde deutlich, dass die Produktlinie nicht mit einer einzigen rechtlichen Schublade erfasst werden kann. Die Vellbruck Robotics GmbH liefert Hardware, Steuerungssoftware, Cloudfunktionen, Wartung und gelegentlich eine kundenspezifische Parametrisierung. Beim Betreiber Münchner Feinlogistik GmbH wurden Schutzfelder verändert, ohne dass klar ist, ob dies vom Admin-Panel gedeckt oder nur technisch möglich war. Der Pflegepilot im St.-Ludgerus-Klinikum München-Sendling verschärft die Lage, weil dort Sensorik, vulnerable Personen und medizinische Nähe zusammentreffen.</w:t>
-      </w:r>
-    </w:p>
-    <w:p>
-      <w:pPr>
-        <w:jc w:val="left"/>
-      </w:pPr>
-      <w:r>
-        <w:t>Für die anwaltliche Bearbeitung sollte zu diesem Punkt eine Belegspur angelegt werden: Dokument, Version, Datum, Verfasser, technische Quelle, rechtliche Relevanz und offene Rückfrage. Besonders gefährlich sind Formulierungen wie „selbstlernend“, „voll autonom“, „MDR-ready“, „sicher ohne Schutzzaun“ oder „keine personenbezogenen Daten“, wenn die technische Dokumentation das nicht trägt.</w:t>
-      </w:r>
-    </w:p>
-    <w:p>
-      <w:pPr>
-        <w:pStyle w:val="Heading3"/>
-      </w:pPr>
-      <w:r>
-        <w:rPr>
-          <w:rFonts w:ascii="Times New Roman" w:hAnsi="Times New Roman"/>
-        </w:rPr>
-        <w:t>Punkt 7</w:t>
-      </w:r>
-    </w:p>
-    <w:p>
-      <w:pPr>
-        <w:jc w:val="left"/>
-      </w:pPr>
-      <w:r>
-        <w:t>Im Gespräch mit Leonie Rottkamp, Bertram Kiendl und Jasper Rodenwald wurde deutlich, dass die Produktlinie nicht mit einer einzigen rechtlichen Schublade erfasst werden kann. Die Vellbruck Robotics GmbH liefert Hardware, Steuerungssoftware, Cloudfunktionen, Wartung und gelegentlich eine kundenspezifische Parametrisierung. Beim Betreiber Münchner Feinlogistik GmbH wurden Schutzfelder verändert, ohne dass klar ist, ob dies vom Admin-Panel gedeckt oder nur technisch möglich war. Der Pflegepilot im St.-Ludgerus-Klinikum München-Sendling verschärft die Lage, weil dort Sensorik, vulnerable Personen und medizinische Nähe zusammentreffen.</w:t>
-      </w:r>
-    </w:p>
-    <w:p>
-      <w:pPr>
-        <w:jc w:val="left"/>
-      </w:pPr>
-      <w:r>
-        <w:t>Für die anwaltliche Bearbeitung sollte zu diesem Punkt eine Belegspur angelegt werden: Dokument, Version, Datum, Verfasser, technische Quelle, rechtliche Relevanz und offene Rückfrage. Besonders gefährlich sind Formulierungen wie „selbstlernend“, „voll autonom“, „MDR-ready“, „sicher ohne Schutzzaun“ oder „keine personenbezogenen Daten“, wenn die technische Dokumentation das nicht trägt.</w:t>
+        <w:t>Die Bewertung der drei Einträge wird dokumentiert (nicht ausnutzbar wegen Konfiguration); die Koordination der VR-884-Offenlegung läuft nach Aktenstück 08.</w:t>
       </w:r>
     </w:p>
     <w:p>
@@ -352,7 +177,7 @@
         <w:pStyle w:val="ListBullet"/>
       </w:pPr>
       <w:r>
-        <w:t>Welche Firmware war am Unfalltag tatsächlich aktiv?</w:t>
+        <w:t>Welche Linkart bindet die Copyleft-Komponente ein?</w:t>
       </w:r>
     </w:p>
     <w:p>
@@ -360,7 +185,7 @@
         <w:pStyle w:val="ListBullet"/>
       </w:pPr>
       <w:r>
-        <w:t>Welche Zweckbestimmung steht in der final ausgelieferten Anleitung?</w:t>
+        <w:t>Sind die 14 Komponenten ohne Lizenzangabe identifizierbar?</w:t>
       </w:r>
     </w:p>
     <w:p>
@@ -368,23 +193,7 @@
         <w:pStyle w:val="ListBullet"/>
       </w:pPr>
       <w:r>
-        <w:t>Welche Schutzfeldänderungen waren technisch möglich und vertraglich erlaubt?</w:t>
-      </w:r>
-    </w:p>
-    <w:p>
-      <w:pPr>
-        <w:pStyle w:val="ListBullet"/>
-      </w:pPr>
-      <w:r>
-        <w:t>Welche personenbezogenen Daten werden lokal, in der Cloud und in Supporttickets verarbeitet?</w:t>
-      </w:r>
-    </w:p>
-    <w:p>
-      <w:pPr>
-        <w:pStyle w:val="ListBullet"/>
-      </w:pPr>
-      <w:r>
-        <w:t>Welche Aussagen wurden gegenüber Kunden, Behörde und Versicherer bereits gemacht?</w:t>
+        <w:t>Wer pflegt die SBOM je Release verbindlich?</w:t>
       </w:r>
     </w:p>
     <w:sectPr>
